--- a/seminar-papers/עבודה סמינריונית - המשפט כתרבות פופולרית - ליני.docx
+++ b/seminar-papers/עבודה סמינריונית - המשפט כתרבות פופולרית - ליני.docx
@@ -1333,6 +1333,24 @@
           <w:szCs w:val="24"/>
           <w:rtl/>
         </w:rPr>
+        <w:t xml:space="preserve">ההמתנה עצמה נושאת מסר, גם אם איש אינו מנסח אותו בקול. מרי (Merry, 1990) מצאה שמתדיינים ממעמד הפועלים לומדים מן הדחיות ומן התורים שיעור ברור על מקומם: בעיה שממתינה חודשים היא, בעיני המערכת, בעיה לא חשובה, ומי שנושא אותה הוא בעל דין לא חשוב. כך הופך לוח הזמנים לשפה של היררכיה, שמדברת אל המתדיין בכל דחייה. התובע אינו זקוק להצהרה רשמית כדי להבין שסדר העדיפויות של המערכת אינו ערוך סביבו. ההמתנה מחנכת אותו לצפות למעט, ולעיתים גם להסתפק במעט.</w:t>
+      </w:r>
+    </w:p>
+    <w:p>
+      <w:pPr>
+        <w:bidi/>
+        <w:spacing w:after="120" w:line="360" w:lineRule="auto"/>
+        <w:jc w:val="both"/>
+      </w:pPr>
+      <w:r>
+        <w:rPr>
+          <w:rFonts w:ascii="Times New Roman" w:cs="David" w:eastAsia="David" w:hAnsi="Times New Roman"/>
+          <w:b w:val="false"/>
+          <w:i w:val="false"/>
+          <w:sz w:val="24"/>
+          <w:szCs w:val="24"/>
+          <w:rtl/>
+        </w:rPr>
         <w:t xml:space="preserve">המחקר על מערכות משפט ממשיות מתאר עולם הפוך, שבו הזמן אינו רקע אלא שחקן. פילי (Feeley, 1979) מראה שבעבור בעל הדין הקטן ההליך עצמו הוא העונש: הדחיות, ההמתנות, ימי העבודה האבודים והמתח המתמשך גובים מחיר שאינו תלוי כלל בשאלה מי יזכה בסוף. ההליך המשפטי, שאמור להיות אמצעי, נהפך בעצמו למקור סבל.</w:t>
       </w:r>
     </w:p>
@@ -1351,7 +1369,43 @@
           <w:szCs w:val="24"/>
           <w:rtl/>
         </w:rPr>
+        <w:t xml:space="preserve">המחיר אינו רק נפשי אלא גם ראייתי ומעשי. הזמן שוחק את התשתית של התביעה עצמה: עדים נעלמים, פרטים נשכחים, והנכונות של סביבת העבודה לשעבר להעיד פוחתת ככל שהאירועים מתרחקים. בעל הדין נדרש לספר את סיפור הפגיעה שוב ושוב, בכל תצהיר ובכל דיון, ובכך לשמר בכוח זיכרון שהנפש מבקשת להניח (Feeley, 1979). נוצר מצב אכזרי במקצת: דווקא מי שנפגע נדרש להישאר בתוך הפגיעה כדי לזכות בפיצוי עליה. ההליך המשפטי, במקום לסגור את הפצע, מקבע אותו פתוח למשך שנים.</w:t>
+      </w:r>
+    </w:p>
+    <w:p>
+      <w:pPr>
+        <w:bidi/>
+        <w:spacing w:after="120" w:line="360" w:lineRule="auto"/>
+        <w:jc w:val="both"/>
+      </w:pPr>
+      <w:r>
+        <w:rPr>
+          <w:rFonts w:ascii="Times New Roman" w:cs="David" w:eastAsia="David" w:hAnsi="Times New Roman"/>
+          <w:b w:val="false"/>
+          <w:i w:val="false"/>
+          <w:sz w:val="24"/>
+          <w:szCs w:val="24"/>
+          <w:rtl/>
+        </w:rPr>
         <w:t xml:space="preserve">להתמשכות יש גם השפעה ישירה על התוצאה. בעל דין שחוק הוא בעל דין שמתפשר, וההצעות הנמוכות ביותר מוגשות דווקא ברגעי השפל של הצד החלש. במובן הזה הסחבת אינה רק חוויה קשה אלא טקטיקה: מי ששולט בקצב שולט גם במחיר שבו יסתיים הסכסוך (Galanter, 1974). התביעה שנגררת שנים אינה אותה תביעה שהוגשה, ערכה הממשי נשחק עם כל דחייה, גם אם סכומה הנקוב לא השתנה.</w:t>
+      </w:r>
+    </w:p>
+    <w:p>
+      <w:pPr>
+        <w:bidi/>
+        <w:spacing w:after="120" w:line="360" w:lineRule="auto"/>
+        <w:jc w:val="both"/>
+      </w:pPr>
+      <w:r>
+        <w:rPr>
+          <w:rFonts w:ascii="Times New Roman" w:cs="David" w:eastAsia="David" w:hAnsi="Times New Roman"/>
+          <w:b w:val="false"/>
+          <w:i w:val="false"/>
+          <w:sz w:val="24"/>
+          <w:szCs w:val="24"/>
+          <w:rtl/>
+        </w:rPr>
+        <w:t xml:space="preserve">במבט רחב יותר, משכי ההליכים אינם נתון טכני אלא רכיב של התרבות המשפטית עצמה. חברה שבה תביעת עבודה נמשכת שנים משדרת לעובדיה מסר על ערכן המעשי של זכויות, מסר שסותר את הרטוריקה החגיגית של המשפט (מאוטנר, 2008). הפער בין ההצהרה למציאות אינו נעלם מעיני הציבור, והוא מזין ציניות כלפי המערכת דווקא בקרב מי שזקוק לה ביותר. כאשר הזמן המשפטי הממשי רחוק כל כך מהזמן המיוצג על המסך, שתי המערכות, התרבותית והמשפטית, מאבדות יחד את אמינותן. כך הסחבת חדלה להיות עניינו הפרטי של המתדיין ונעשית שאלה של אמון ציבורי.</w:t>
       </w:r>
     </w:p>
     <w:p>

--- a/seminar-papers/עבודה סמינריונית - המשפט כתרבות פופולרית - ליני.docx
+++ b/seminar-papers/עבודה סמינריונית - המשפט כתרבות פופולרית - ליני.docx
@@ -2,6 +2,52 @@
 <file path=word/document.xml><?xml version="1.0" encoding="utf-8"?>
 <w:document xmlns:wpc="http://schemas.microsoft.com/office/word/2010/wordprocessingCanvas" xmlns:mc="http://schemas.openxmlformats.org/markup-compatibility/2006" xmlns:o="urn:schemas-microsoft-com:office:office" xmlns:r="http://schemas.openxmlformats.org/officeDocument/2006/relationships" xmlns:m="http://schemas.openxmlformats.org/officeDocument/2006/math" xmlns:v="urn:schemas-microsoft-com:vml" xmlns:wp14="http://schemas.microsoft.com/office/word/2010/wordprocessingDrawing" xmlns:wp="http://schemas.openxmlformats.org/drawingml/2006/wordprocessingDrawing" xmlns:w10="urn:schemas-microsoft-com:office:word" xmlns:w="http://schemas.openxmlformats.org/wordprocessingml/2006/main" xmlns:w14="http://schemas.microsoft.com/office/word/2010/wordml" xmlns:w15="http://schemas.microsoft.com/office/word/2012/wordml" xmlns:wpg="http://schemas.microsoft.com/office/word/2010/wordprocessingGroup" xmlns:wpi="http://schemas.microsoft.com/office/word/2010/wordprocessingInk" xmlns:wne="http://schemas.microsoft.com/office/word/2006/wordml" xmlns:wps="http://schemas.microsoft.com/office/word/2010/wordprocessingShape" xmlns:cx="http://schemas.microsoft.com/office/drawing/2014/chartex" xmlns:cx1="http://schemas.microsoft.com/office/drawing/2015/9/8/chartex" xmlns:cx2="http://schemas.microsoft.com/office/drawing/2015/10/21/chartex" xmlns:cx3="http://schemas.microsoft.com/office/drawing/2016/5/9/chartex" xmlns:cx4="http://schemas.microsoft.com/office/drawing/2016/5/10/chartex" xmlns:cx5="http://schemas.microsoft.com/office/drawing/2016/5/11/chartex" xmlns:cx6="http://schemas.microsoft.com/office/drawing/2016/5/12/chartex" xmlns:cx7="http://schemas.microsoft.com/office/drawing/2016/5/13/chartex" xmlns:cx8="http://schemas.microsoft.com/office/drawing/2016/5/14/chartex" xmlns:aink="http://schemas.microsoft.com/office/drawing/2016/ink" xmlns:am3d="http://schemas.microsoft.com/office/drawing/2017/model3d" xmlns:w16cex="http://schemas.microsoft.com/office/word/2018/wordml/cex" xmlns:w16cid="http://schemas.microsoft.com/office/word/2016/wordml/cid" xmlns:w16="http://schemas.microsoft.com/office/word/2018/wordml" xmlns:w16sdtdh="http://schemas.microsoft.com/office/word/2020/wordml/sdtdatahash" xmlns:w16se="http://schemas.microsoft.com/office/word/2015/wordml/symex" mc:Ignorable="w14 w15 wp14">
   <w:body>
+    <w:p>
+      <w:pPr>
+        <w:spacing w:after="180"/>
+        <w:jc w:val="center"/>
+      </w:pPr>
+      <w:r>
+        <w:drawing>
+          <wp:inline distT="0" distB="0" distL="0" distR="0">
+            <wp:extent cx="1000125" cy="1000125"/>
+            <wp:effectExtent t="0" r="0" b="0" l="0"/>
+            <wp:docPr id="1" name="" descr="" title=""/>
+            <wp:cNvGraphicFramePr>
+              <a:graphicFrameLocks xmlns:a="http://schemas.openxmlformats.org/drawingml/2006/main" noChangeAspect="1"/>
+            </wp:cNvGraphicFramePr>
+            <a:graphic xmlns:a="http://schemas.openxmlformats.org/drawingml/2006/main">
+              <a:graphicData uri="http://schemas.openxmlformats.org/drawingml/2006/picture">
+                <pic:pic xmlns:pic="http://schemas.openxmlformats.org/drawingml/2006/picture">
+                  <pic:nvPicPr>
+                    <pic:cNvPr id="0" name="" descr=""/>
+                    <pic:cNvPicPr>
+                      <a:picLocks noChangeAspect="1" noChangeArrowheads="1"/>
+                    </pic:cNvPicPr>
+                  </pic:nvPicPr>
+                  <pic:blipFill>
+                    <a:blip r:embed="rId9" cstate="none"/>
+                    <a:srcRect/>
+                    <a:stretch>
+                      <a:fillRect/>
+                    </a:stretch>
+                  </pic:blipFill>
+                  <pic:spPr bwMode="auto">
+                    <a:xfrm>
+                      <a:off x="0" y="0"/>
+                      <a:ext cx="1000125" cy="1000125"/>
+                    </a:xfrm>
+                    <a:prstGeom prst="rect">
+                      <a:avLst/>
+                    </a:prstGeom>
+                  </pic:spPr>
+                </pic:pic>
+              </a:graphicData>
+            </a:graphic>
+          </wp:inline>
+        </w:drawing>
+      </w:r>
+    </w:p>
     <w:p>
       <w:pPr>
         <w:bidi/>
